--- a/preview/docxs/45-graduate-fresh.docx
+++ b/preview/docxs/45-graduate-fresh.docx
@@ -499,7 +499,7 @@
         </w:rPr>
         <w:t xml:space="preserve">Demo: </w:t>
       </w:r>
-      <w:hyperlink w:history="1" r:id="rIdmhv0-vw2b8myzj1zsr2ic">
+      <w:hyperlink w:history="1" r:id="rId5a4sogxol70ldrckdqu5e">
         <w:r>
           <w:rPr>
             <w:color w:val="2563eb"/>
@@ -527,7 +527,7 @@
         </w:rPr>
         <w:t xml:space="preserve">Code: </w:t>
       </w:r>
-      <w:hyperlink w:history="1" r:id="rId4s5uyuyhvdwzo6w-0kfmc">
+      <w:hyperlink w:history="1" r:id="rIdkdxdp_tbujl9eqwykbt0x">
         <w:r>
           <w:rPr>
             <w:color w:val="2563eb"/>
@@ -617,7 +617,7 @@
         </w:rPr>
         <w:t xml:space="preserve">Demo: </w:t>
       </w:r>
-      <w:hyperlink w:history="1" r:id="rIdls3rfypk1odjusyyk_7ds">
+      <w:hyperlink w:history="1" r:id="rId3ajhkijxbapzmve3ko1ya">
         <w:r>
           <w:rPr>
             <w:color w:val="2563eb"/>
@@ -1036,7 +1036,7 @@
         </w:rPr>
         <w:t xml:space="preserve">Portfolio: </w:t>
       </w:r>
-      <w:hyperlink w:history="1" r:id="rIdpnsatbnjy5pnyk4m0f2wk">
+      <w:hyperlink w:history="1" r:id="rIdamqw0ysovxnbygzhqhkjm">
         <w:r>
           <w:rPr>
             <w:color w:val="2563eb"/>
